--- a/Panou achizitii - manual de utilizare.docx
+++ b/Panou achizitii - manual de utilizare.docx
@@ -17,7 +17,7 @@
     </w:p>
     <w:p>
       <w:r>
-        <w:t>Actualizat: 2026-09-04.</w:t>
+        <w:t>Actualizat: 2026-10-02.</w:t>
       </w:r>
     </w:p>
     <w:p>
@@ -113,6 +113,12 @@
     <w:p>
       <w:r>
         <w:t>Dacă aplicația arată un mesaj permanent, portocaliu, în capul paginii, despre „fără conexiune la server" — nu e o eroare a ta. Aplicația a intrat singură în mod offline (vezi secțiunea 10) și lucrează pe ultima copie salvată; se rezolvă singură când revine conexiunea.</w:t>
+      </w:r>
+    </w:p>
+    <w:p>
+      <w:pPr/>
+      <w:r>
+        <w:t>Dacă închizi sau reîncarci pagina chiar în timp ce ceva se salvează, browserul îți poate arăta un mesaj de genul „modificările ar putea să nu fie salvate" — nu e o greșeală, e un avertisment de siguranță. Așteaptă câteva secunde (salvarea se termină aproape instant) și abia apoi închide sau reîncarcă; nu forța ieșirea din pagină cât timp apare acest mesaj, ca să nu pierzi ultima modificare.</w:t>
       </w:r>
     </w:p>
     <w:p>
@@ -673,6 +679,14 @@
         <w:pStyle w:val="ListBullet"/>
       </w:pPr>
       <w:r>
+        <w:t>Dacă produsul e legat de MoySklad, sub numele lui apare și stocul rămas acolo (de exemplu „stoc MoySklad: 0 buc") — apare chiar și când stocul e zero, ca să știi sigur că nu mai e marfă, nu doar că informația lipsește.</w:t>
+      </w:r>
+    </w:p>
+    <w:p>
+      <w:pPr>
+        <w:pStyle w:val="ListBullet"/>
+      </w:pPr>
+      <w:r>
         <w:t>Când modifici prețul de vânzare, celelalte (secundar, Pachet 1/2/3) se recalculează automat, respectând procentul de reducere al fiecăruia — nu trebuie recalculate manual.</w:t>
       </w:r>
     </w:p>
@@ -718,7 +732,7 @@
         <w:pStyle w:val="ListBullet"/>
       </w:pPr>
       <w:r>
-        <w:t>Apeși „Sincronizează catalogul MoySklad" ca să aduci lista actualizată (stoc, poze, prețuri de achiziție anterioare). Nu se actualizează singur — trebuie apăsat din nou la fiecare sesiune de lucru dacă vrei date proaspete.</w:t>
+        <w:t>Apeși „Sincronizează catalogul MoySklad" ca să aduci lista actualizată (stoc, poze, prețuri de achiziție anterioare) chiar în acel moment. În plus, aplicația se resincronizează automat singură, discret, la fiecare deschidere, dacă au trecut peste 24 de ore de la ultima sincronizare — nu mai trebuie să-ți amintești s-o faci manual în fiecare zi, doar dacă vrei date chiar proaspete, pe loc.</w:t>
       </w:r>
     </w:p>
     <w:p>
@@ -898,7 +912,7 @@
           </w:tcPr>
           <w:p>
             <w:r>
-              <w:t>Apasă din nou „Sincronizează"/„Actualizează" — datele MoySklad nu se reînnoiesc singure la reîncărcarea paginii.</w:t>
+              <w:t>Apasă din nou „Sincronizează"/„Actualizează" pentru date chiar proaspete, pe loc — altfel aplicația se resincronizează oricum singură la fiecare deschidere, dacă au trecut peste 24 de ore de la ultima sincronizare.</w:t>
             </w:r>
           </w:p>
         </w:tc>
@@ -921,6 +935,50 @@
           <w:p>
             <w:r>
               <w:t>Câștigă ultima salvare — nu există îmbinare automată. Dacă s-a pierdut ceva important, folosește Istoric versiuni.</w:t>
+            </w:r>
+          </w:p>
+        </w:tc>
+      </w:tr>
+      <w:tr>
+        <w:tc>
+          <w:tcPr>
+            <w:tcW w:type="dxa" w:w="4320"/>
+          </w:tcPr>
+          <w:p>
+            <w:r>
+              <w:t>Mesaj de la browser: „modificările ar putea să nu fie salvate" la închidere/reîncărcare</w:t>
+            </w:r>
+          </w:p>
+        </w:tc>
+        <w:tc>
+          <w:tcPr>
+            <w:tcW w:type="dxa" w:w="4320"/>
+          </w:tcPr>
+          <w:p>
+            <w:r>
+              <w:t>Normal — o salvare e încă în curs. Așteaptă câteva secunde și încearcă din nou; nu forța închiderea, ca să nu pierzi ultima modificare.</w:t>
+            </w:r>
+          </w:p>
+        </w:tc>
+      </w:tr>
+      <w:tr>
+        <w:tc>
+          <w:tcPr>
+            <w:tcW w:type="dxa" w:w="4320"/>
+          </w:tcPr>
+          <w:p>
+            <w:r>
+              <w:t>Ceva pare desincronizat (ex: ai lăsat un tab deschis mult timp offline)</w:t>
+            </w:r>
+          </w:p>
+        </w:tc>
+        <w:tc>
+          <w:tcPr>
+            <w:tcW w:type="dxa" w:w="4320"/>
+          </w:tcPr>
+          <w:p>
+            <w:r>
+              <w:t>Setări → „🔄 Resincronizare completă" — rescrie liniștit baza de date exact cu ce vezi tu acum pe ecran, fără să schimbe nimic vizibil. Poate dura câteva secunde la un catalog mare.</w:t>
             </w:r>
           </w:p>
         </w:tc>

--- a/Panou achizitii - manual de utilizare.docx
+++ b/Panou achizitii - manual de utilizare.docx
@@ -660,6 +660,22 @@
     </w:p>
     <w:p>
       <w:pPr>
+        <w:pStyle w:val="ListBullet"/>
+      </w:pPr>
+      <w:r>
+        <w:t>Pe măsură ce derulezi pagina în jos, tabelul de produse al comenzii deschise se extinde să umple tot ecranul vizibil — derularea „intră" direct în lista de produse, nu te mai oprești într-o casetă fixă cu spațiu gol dedesubt.</w:t>
+      </w:r>
+    </w:p>
+    <w:p>
+      <w:pPr>
+        <w:pStyle w:val="ListBullet"/>
+      </w:pPr>
+      <w:r>
+        <w:t>Aplicația folosește și un spațiu puțin mai lat pe ecran, per total mai confortabil pe monitoare mari.</w:t>
+      </w:r>
+    </w:p>
+    <w:p>
+      <w:pPr>
         <w:pStyle w:val="Heading3"/>
       </w:pPr>
       <w:r>
@@ -712,6 +728,14 @@
       </w:pPr>
       <w:r>
         <w:t>Dacă un produs nu se sincronizează, verifică sub tabel: dacă apare la „nelegate de MoySklad", produsul nu are barcode potrivit — mergi în Comparație produse și sincronizează catalogul MoySklad, sau corectează barcode-ul. Dacă apare la „eșuate", încearcă din nou peste câteva minute (poate fi o limitare trecătoare de rată la MoySklad).</w:t>
+      </w:r>
+    </w:p>
+    <w:p>
+      <w:pPr>
+        <w:pStyle w:val="ListBullet"/>
+      </w:pPr>
+      <w:r>
+        <w:t>Eticheta „sinecost: ..." de sub numele produsului a fost eliminată (nu mai era utilă) — rămâne doar avertismentul roșu „fără cost cunoscut", atunci când chiar lipsește o sursă de preț pentru produsul respectiv.</w:t>
       </w:r>
     </w:p>
     <w:p>

--- a/Panou achizitii - manual de utilizare.docx
+++ b/Panou achizitii - manual de utilizare.docx
@@ -17,7 +17,7 @@
     </w:p>
     <w:p>
       <w:r>
-        <w:t>Actualizat: 2026-10-02.</w:t>
+        <w:t>Actualizat: 2026-10-06.</w:t>
       </w:r>
     </w:p>
     <w:p>
@@ -252,7 +252,7 @@
           </w:tcPr>
           <w:p>
             <w:r>
-              <w:t>Catalogul complet din MoySklad — stoc, poze, istoric</w:t>
+              <w:t>Catalogul complet din MoySklad — stoc, poze, istoric, verificare produse duplicate</w:t>
             </w:r>
           </w:p>
         </w:tc>
@@ -727,7 +727,31 @@
         <w:pStyle w:val="ListBullet"/>
       </w:pPr>
       <w:r>
-        <w:t>Dacă un produs nu se sincronizează, verifică sub tabel: dacă apare la „nelegate de MoySklad", produsul nu are barcode potrivit — mergi în Comparație produse și sincronizează catalogul MoySklad, sau corectează barcode-ul. Dacă apare la „eșuate", încearcă din nou peste câteva minute (poate fi o limitare trecătoare de rată la MoySklad).</w:t>
+        <w:t>Nu trebuie să sincronizezi catalogul MoySklad înainte să apeși „Importă" sau „Trimite" — aplicația o face singură, dacă e nevoie: când n-ai sincronizat niciodată, când ultima sincronizare e mai veche de o oră, sau când în comandă sunt produse pe care nu le găsește în MoySklad (atunci încearcă o sincronizare proaspătă, dar nu mai des de o dată la 2 minute, ca să nu încarce MoySklad). Vezi mesajul scurt „Sincronizez catalogul MoySklad…" și pot trece câteva secunde până se continuă — așteaptă, nu apăsa din nou. Dacă sincronizarea nu reușește, aplicația fie se oprește, fie te întreabă dacă vrei să continui cu ultimul catalog salvat.</w:t>
+      </w:r>
+    </w:p>
+    <w:p>
+      <w:pPr>
+        <w:pStyle w:val="ListBullet"/>
+      </w:pPr>
+      <w:r>
+        <w:t>Dacă un produs nu se sincronizează, verifică lista roșie de sub tabel. La „nelegate de MoySklad" apar produsele pentru care în MoySklad nu există niciun produs cu barcode-ul lor — aplicația a sincronizat catalogul chiar înainte, deci nu e vorba de un catalog vechi: corectează barcode-ul produsului sau adaugă produsul în MoySklad. La „eșuate", încearcă din nou peste câteva minute (poate fi o limitare trecătoare de rată la MoySklad).</w:t>
+      </w:r>
+    </w:p>
+    <w:p>
+      <w:pPr>
+        <w:pStyle w:val="ListBullet"/>
+      </w:pPr>
+      <w:r>
+        <w:t>Dacă sub numele unui produs apare, cu roșu, „⚠ barcode duplicat în MoySklad (2 produse) — nu se importă/trimite", înseamnă că în MoySklad există două produse cu același barcode. Aplicația nu ghicește la care dintre ele să scrie, ca să nu pună prețurile pe produsul greșit — de aceea sare peste produsul respectiv la „Importă" și la „Trimite". Stocul afișat sub nume poate fi al celuilalt produs.</w:t>
+      </w:r>
+    </w:p>
+    <w:p>
+      <w:pPr>
+        <w:pStyle w:val="ListBullet"/>
+      </w:pPr>
+      <w:r>
+        <w:t>Produsele sărite din acest motiv le vezi și în lista roșie de sub tabel („Sărite — barcode duplicat în MoySklad"), cu codurile produselor din MoySklad (de exemplu „cod: 8 / 9"), în mesajul de după import/trimitere („2 sărite — barcode duplicat în MoySklad") și, la „Trimite", în fereastra de confirmare dinainte de trimitere. Ca să le incluzi: mergi în Produse MoySklad → „Verifică duplicate", șterge sau arhivează duplicatul în plus în MoySklad, sincronizează catalogul (secțiunea 9) și apasă din nou „Importă" / „Trimite".</w:t>
       </w:r>
     </w:p>
     <w:p>
@@ -756,7 +780,7 @@
         <w:pStyle w:val="ListBullet"/>
       </w:pPr>
       <w:r>
-        <w:t>Apeși „Sincronizează catalogul MoySklad" ca să aduci lista actualizată (stoc, poze, prețuri de achiziție anterioare) chiar în acel moment. În plus, aplicația se resincronizează automat singură, discret, la fiecare deschidere, dacă au trecut peste 24 de ore de la ultima sincronizare — nu mai trebuie să-ți amintești s-o faci manual în fiecare zi, doar dacă vrei date chiar proaspete, pe loc.</w:t>
+        <w:t>Apeși „Sincronizează catalogul MoySklad" ca să aduci lista actualizată (stoc, poze, prețuri de achiziție anterioare) chiar în acel moment. În plus, aplicația se resincronizează automat singură, discret, la fiecare deschidere, dacă au trecut peste 24 de ore de la ultima sincronizare — nu mai trebuie să-ți amintești s-o faci manual în fiecare zi, doar dacă vrei date chiar proaspete, pe loc. Și când apeși „Importă prețuri" / „Trimite prețurile" într-o comandă, aplicația sincronizează singură catalogul înainte, dacă e nevoie (vezi secțiunea 8).</w:t>
       </w:r>
     </w:p>
     <w:p>
@@ -781,6 +805,68 @@
       </w:pPr>
       <w:r>
         <w:t>Săgeata de lângă un produs deschide istoricul lui de achiziții (ultimele 20 de recepții).</w:t>
+      </w:r>
+    </w:p>
+    <w:p>
+      <w:pPr>
+        <w:pStyle w:val="Heading3"/>
+      </w:pPr>
+      <w:r>
+        <w:t>Verifică dacă ai produse duplicate în MoySklad</w:t>
+      </w:r>
+    </w:p>
+    <w:p>
+      <w:pPr/>
+      <w:r>
+        <w:t>Uneori același produs ajunge introdus de două ori în MoySklad (același barcode sau același cod). Atunci aplicația nu poate ști la care dintre cele două să trimită prețurile sau de la care să le aducă — de aceea merită să verifici din când în când.</w:t>
+      </w:r>
+    </w:p>
+    <w:p>
+      <w:pPr>
+        <w:pStyle w:val="ListBullet"/>
+      </w:pPr>
+      <w:r>
+        <w:t>În bara de sus a tab-ului Produse MoySklad, butonul „Verifică duplicate" îți arată direct rezultatul: un ⚠ roșu cu numărul de grupuri găsite (de exemplu „⚠ 3 grupuri duplicate"), sau „✓ Fără duplicate" dacă totul e în ordine. Butonul apare după ce catalogul a fost sincronizat cel puțin o dată.</w:t>
+      </w:r>
+    </w:p>
+    <w:p>
+      <w:pPr>
+        <w:pStyle w:val="ListBullet"/>
+      </w:pPr>
+      <w:r>
+        <w:t>Apasă pe buton ca să vezi raportul: câte o casetă pentru fiecare grup, care spune de ce produsele par același (de exemplu „2 produse cu același barcode … și același cod …"). Sub ea, fiecare produs din grup, cu denumire, brand, cod, articol, barcode-uri, stoc și preț de achiziție — ca să poți recunoaște ușor care e cel bun și care e cel introdus în plus.</w:t>
+      </w:r>
+    </w:p>
+    <w:p>
+      <w:pPr>
+        <w:pStyle w:val="ListBullet"/>
+      </w:pPr>
+      <w:r>
+        <w:t>Insigna „ales acum" arată produsul la care aplicația trimite sau de la care aduce acum prețurile pentru acel barcode.</w:t>
+      </w:r>
+    </w:p>
+    <w:p>
+      <w:pPr>
+        <w:pStyle w:val="ListBullet"/>
+      </w:pPr>
+      <w:r>
+        <w:t>Cum rezolvi: în MoySklad, șterge sau arhivează produsul în plus (duplicatul), apoi revino în aplicație și apasă „Sincronizează catalogul MoySklad". Raportul se actualizează singur. Produsele arhivate în MoySklad nu apar în catalog, deci nici în raport — un duplicat deja arhivat nu mai e o problemă.</w:t>
+      </w:r>
+    </w:p>
+    <w:p>
+      <w:pPr>
+        <w:pStyle w:val="ListBullet"/>
+      </w:pPr>
+      <w:r>
+        <w:t>Nu trebuie să cauți tu: după fiecare sincronizare a catalogului, mesajul de după sincronizare te avertizează dacă s-au găsit duplicate și îți spune unde să te uiți.</w:t>
+      </w:r>
+    </w:p>
+    <w:p>
+      <w:pPr>
+        <w:pStyle w:val="ListBullet"/>
+      </w:pPr>
+      <w:r>
+        <w:t>Cât timp un duplicat există, produsele afectate NU sunt importate/trimise din comenzi (vezi secțiunea 8) — aplicația preferă să sară peste ele decât să scrie prețuri pe produsul greșit.</w:t>
       </w:r>
     </w:p>
     <w:p>
@@ -914,7 +1000,51 @@
           </w:tcPr>
           <w:p>
             <w:r>
-              <w:t>Citește lista de nume afișată sub tabelul comenzii — spune exact ce produs și de ce (nelegat vs. eșuat). Vezi secțiunea 8.</w:t>
+              <w:t>Citește lista de nume afișată sub tabelul comenzii — spune exact ce produs și de ce (nelegat, duplicat sau eșuat). Vezi secțiunile 8 și 9.</w:t>
+            </w:r>
+          </w:p>
+        </w:tc>
+      </w:tr>
+      <w:tr>
+        <w:tc>
+          <w:tcPr>
+            <w:tcW w:type="dxa" w:w="4320"/>
+          </w:tcPr>
+          <w:p>
+            <w:r>
+              <w:t>La „Trimite prețurile" / „Importă prețuri", unele produse nu s-au trimis și apare „⚠ barcode duplicat în MoySklad"</w:t>
+            </w:r>
+          </w:p>
+        </w:tc>
+        <w:tc>
+          <w:tcPr>
+            <w:tcW w:type="dxa" w:w="4320"/>
+          </w:tcPr>
+          <w:p>
+            <w:r>
+              <w:t>Normal și intenționat — în MoySklad același produs există de două ori, iar aplicația nu ghicește la care să scrie. Tab Produse MoySklad → „Verifică duplicate" → în MoySklad șterge sau arhivează duplicatul în plus → „Sincronizează catalogul MoySklad" → apasă din nou „Trimite" / „Importă". Vezi secțiunile 8 și 9.</w:t>
+            </w:r>
+          </w:p>
+        </w:tc>
+      </w:tr>
+      <w:tr>
+        <w:tc>
+          <w:tcPr>
+            <w:tcW w:type="dxa" w:w="4320"/>
+          </w:tcPr>
+          <w:p>
+            <w:r>
+              <w:t>Un produs apare la „nelegate de MoySklad" sub tabelul comenzii</w:t>
+            </w:r>
+          </w:p>
+        </w:tc>
+        <w:tc>
+          <w:tcPr>
+            <w:tcW w:type="dxa" w:w="4320"/>
+          </w:tcPr>
+          <w:p>
+            <w:r>
+              <w:t>Aplicația a sincronizat deja catalogul chiar înainte, deci în MoySklad nu există un produs cu barcode-ul lui. Verifică dacă barcode-ul produsului e corect (sau dacă produsul e introdus cu alt barcode în MoySklad) și corectează-l, sau adaugă produsul în MoySklad; apoi reîncearcă. Vezi secțiunea 8.</w:t>
             </w:r>
           </w:p>
         </w:tc>

--- a/Panou achizitii - manual de utilizare.docx
+++ b/Panou achizitii - manual de utilizare.docx
@@ -711,7 +711,15 @@
         <w:pStyle w:val="ListBullet"/>
       </w:pPr>
       <w:r>
-        <w:t>Un câmp editat manual capătă o margine verde — înseamnă că e „verificat" și nu va mai fi suprascris automat de o sincronizare ulterioară din MoySklad.</w:t>
+        <w:t>Un câmp editat manual capătă o margine verde — înseamnă că e „verificat": aplicația nu-l mai recalculează singură când schimbi alt preț din același rând.</w:t>
+      </w:r>
+    </w:p>
+    <w:p>
+      <w:pPr>
+        <w:pStyle w:val="ListBullet"/>
+      </w:pPr>
+      <w:r>
+        <w:t>Butonul „🔓 Deblochează câmpurile" scoate DOAR marcajele verzi — prețurile rămân exact cum sunt. După deblocare, Secundarul și Pachetele încep din nou să urmărească Prețul de vânzare (Pachet 1 e oricum mereu 70% din el). Nu trebuie să deblochezi ca să trimiți prețurile în MoySklad. Atenție: „📥 Importă prețuri din MoySklad" înlocuiește prețurile din comandă cu cele din MoySklad, indiferent dacă sunt marcate sau nu.</w:t>
       </w:r>
     </w:p>
     <w:p>
@@ -1196,7 +1204,20 @@
     </w:p>
     <w:p>
       <w:r>
-        <w:t>Înseamnă că a fost editat manual în această comandă și e „verificat" — nu va mai fi suprascris automat de o sincronizare ulterioară din MoySklad sau de recalcularea automată a celorlalte câmpuri.</w:t>
+        <w:t>Înseamnă că a fost editat manual în această comandă și e „verificat" — aplicația nu-l va recalcula automat când schimbi alt preț din același rând (de exemplu, dacă tastezi Secundarul, rămâne exact cum l-ai scris chiar dacă modifici ulterior Prețul de vânzare). Marcajul nu te protejează de „Importă prețuri din MoySklad", care înlocuiește prețurile oricum.</w:t>
+      </w:r>
+    </w:p>
+    <w:p>
+      <w:pPr>
+        <w:pStyle w:val="Heading3"/>
+      </w:pPr>
+      <w:r>
+        <w:t>Dacă apas „Deblochează câmpurile", se schimbă prețurile?</w:t>
+      </w:r>
+    </w:p>
+    <w:p>
+      <w:r>
+        <w:t>Nu. Se șterg doar marginile verzi, iar prețurile rămân exact cum sunt. De acum Secundarul și Pachetele urmăresc din nou Prețul de vânzare — dacă îl modifici ulterior, ele se recalculează. Deblocarea nu e necesară ca să trimiți prețurile în MoySklad. (Dacă observi că un preț a revenit la o valoare veche după deblocare, anunță-ne — ar fi o eroare.)</w:t>
       </w:r>
     </w:p>
     <w:sectPr>

--- a/Panou achizitii - manual de utilizare.docx
+++ b/Panou achizitii - manual de utilizare.docx
@@ -719,6 +719,14 @@
         <w:pStyle w:val="ListBullet"/>
       </w:pPr>
       <w:r>
+        <w:t>Prețul Secundar apare în roșu când e diferit de Prețul de vânzare (adică are o reducere, implicit 15%) — așa nu mai uiți s-o scoți când nu vrei. Dacă Secundarul e egal cu Prețul de vânzare, rămâne negru.</w:t>
+      </w:r>
+    </w:p>
+    <w:p>
+      <w:pPr>
+        <w:pStyle w:val="ListBullet"/>
+      </w:pPr>
+      <w:r>
         <w:t>Butonul „🔓 Deblochează câmpurile" scoate DOAR marcajele verzi — prețurile rămân exact cum sunt. După deblocare, Secundarul și Pachetele încep din nou să urmărească Prețul de vânzare (Pachet 1 e oricum mereu 70% din el). Nu trebuie să deblochezi ca să trimiți prețurile în MoySklad. Atenție: „📥 Importă prețuri din MoySklad" înlocuiește prețurile din comandă cu cele din MoySklad, indiferent dacă sunt marcate sau nu.</w:t>
       </w:r>
     </w:p>

--- a/Panou achizitii - manual de utilizare.docx
+++ b/Panou achizitii - manual de utilizare.docx
@@ -820,7 +820,7 @@
         <w:pStyle w:val="ListBullet"/>
       </w:pPr>
       <w:r>
-        <w:t>Săgeata de lângă un produs deschide istoricul lui de achiziții (ultimele 20 de recepții).</w:t>
+        <w:t>Săgeata de lângă un produs deschide istoricul lui de achiziții (ultimele 20 de recepții). Istoricul se reîmprospătează singur din MoySklad: dacă tocmai ai făcut o recepție nouă în MoySklad, o vei vedea aici după cel mult 30 de minute.</w:t>
       </w:r>
     </w:p>
     <w:p>

--- a/Panou achizitii - manual de utilizare.docx
+++ b/Panou achizitii - manual de utilizare.docx
@@ -1094,6 +1094,28 @@
           </w:tcPr>
           <w:p>
             <w:r>
+              <w:t>La „Sincronizează catalogul MoySklad" apare „MoySklad este în mentenanță…" sau „a limitat temporar accesul…"</w:t>
+            </w:r>
+          </w:p>
+        </w:tc>
+        <w:tc>
+          <w:tcPr>
+            <w:tcW w:type="dxa" w:w="4320"/>
+          </w:tcPr>
+          <w:p>
+            <w:r>
+              <w:t>Nu e o problemă a aplicației — MoySklad e temporar indisponibil (lucrări tehnice) sau a limitat cererile. Aplicația rămâne pe ultimul catalog salvat și poți lucra normal. Încearcă din nou peste câteva minute (starea serviciului: status.moysklad.ru). Istoricul de achiziții afișat ca „Eroare" se reia singur după ~10 minute.</w:t>
+            </w:r>
+          </w:p>
+        </w:tc>
+      </w:tr>
+      <w:tr>
+        <w:tc>
+          <w:tcPr>
+            <w:tcW w:type="dxa" w:w="4320"/>
+          </w:tcPr>
+          <w:p>
+            <w:r>
               <w:t>Doi colegi au editat același lucru aproape simultan</w:t>
             </w:r>
           </w:p>

--- a/Panou achizitii - manual de utilizare.docx
+++ b/Panou achizitii - manual de utilizare.docx
@@ -735,7 +735,15 @@
         <w:pStyle w:val="ListBullet"/>
       </w:pPr>
       <w:r>
-        <w:t>„📥 Importă prețuri din MoySklad" aduce prețurile deja setate acolo (dacă există). „📤 Trimite prețurile în MoySklad" face invers — scrie prețurile din aplicație în MoySklad.</w:t>
+        <w:t>„📥 Importă prețuri din MoySklad" aduce prețurile deja setate acolo (dacă există). „📤 Trimite prețurile în MoySklad" face invers — scrie prețurile din aplicație în MoySklad, dar DOAR pentru produsele la care ai schimbat un preț de vânzare (Preț de vânzare, Secundar sau un Pachet) față de ce are MoySklad. Cele nemodificate nu se trimit deloc, așa că trimiterea e rapidă chiar și la comenzi mari.</w:t>
+      </w:r>
+    </w:p>
+    <w:p>
+      <w:pPr>
+        <w:pStyle w:val="ListBullet"/>
+      </w:pPr>
+      <w:r>
+        <w:t>Înainte de trimitere apare o confirmare cu lista modificărilor (de exemplu „Produs X: Preț vânzare 345 → 399") și câte produse sunt sărite. Dacă la un produs s-a schimbat doar Sinecostul (nu și un preț de vânzare), el nu se trimite. Dacă nimic nu diferă, primești mesajul „Nimic de trimis".</w:t>
       </w:r>
     </w:p>
     <w:p>

--- a/Panou achizitii - manual de utilizare.docx
+++ b/Panou achizitii - manual de utilizare.docx
@@ -751,7 +751,7 @@
         <w:pStyle w:val="ListBullet"/>
       </w:pPr>
       <w:r>
-        <w:t>Nu trebuie să sincronizezi catalogul MoySklad înainte să apeși „Importă" sau „Trimite" — aplicația o face singură, dacă e nevoie: când n-ai sincronizat niciodată, când ultima sincronizare e mai veche de o oră, sau când în comandă sunt produse pe care nu le găsește în MoySklad (atunci încearcă o sincronizare proaspătă, dar nu mai des de o dată la 2 minute, ca să nu încarce MoySklad). Vezi mesajul scurt „Sincronizez catalogul MoySklad…" și pot trece câteva secunde până se continuă — așteaptă, nu apăsa din nou. Dacă sincronizarea nu reușește, aplicația fie se oprește, fie te întreabă dacă vrei să continui cu ultimul catalog salvat.</w:t>
+        <w:t>Nu trebuie să sincronizezi catalogul MoySklad înainte să apeși „Importă" sau „Trimite" — aplicația o face singură, dacă e nevoie: când n-ai sincronizat niciodată, când ultima sincronizare e mai veche de 6 ore, sau când în comandă sunt produse pe care nu le găsește în MoySklad (atunci încearcă o sincronizare proaspătă, dar nu mai des de o dată la 2 minute, ca să nu încarce MoySklad). Vezi mesajul scurt „Sincronizez catalogul MoySklad…" și pot trece câteva secunde până se continuă — așteaptă, nu apăsa din nou. Dacă sincronizarea nu reușește, aplicația fie se oprește, fie te întreabă dacă vrei să continui cu ultimul catalog salvat.</w:t>
       </w:r>
     </w:p>
     <w:p>
@@ -828,7 +828,7 @@
         <w:pStyle w:val="ListBullet"/>
       </w:pPr>
       <w:r>
-        <w:t>Săgeata de lângă un produs deschide istoricul lui de achiziții (ultimele 20 de recepții). Istoricul se reîmprospătează singur din MoySklad: dacă tocmai ai făcut o recepție nouă în MoySklad, o vei vedea aici după cel mult 30 de minute.</w:t>
+        <w:t>Săgeata de lângă un produs deschide istoricul lui de achiziții (ultimele 20 de recepții). Istoricul se reîmprospătează singur din MoySklad: dacă tocmai ai făcut o recepție nouă, o vezi imediat când deschizi produsul cu săgeata (se citește din nou dacă are mai mult de 5 minute), iar în coloanele „Istoric" din liste și comenzi apare după cel mult 6 ore.</w:t>
       </w:r>
     </w:p>
     <w:p>

--- a/Panou achizitii - manual de utilizare.docx
+++ b/Panou achizitii - manual de utilizare.docx
@@ -640,6 +640,14 @@
       </w:pPr>
       <w:r>
         <w:t>Statusul comenzii (Trimisă / Confirmată / Pe drum / Recepționată) se schimbă din meniul dropdown al comenzii.</w:t>
+      </w:r>
+    </w:p>
+    <w:p>
+      <w:pPr>
+        <w:pStyle w:val="ListBullet"/>
+      </w:pPr>
+      <w:r>
+        <w:t>Comenzile deja recepționate coboară singure la sfârșitul listei, sub separatorul „Recepționate", și apar estompate (gri, ca documentele „fără provedenie" din MoySklad) — în față rămân doar comenzile care n-au ajuns încă. Când schimbi statusul unei comenzi în „Recepționată", rândul coboară singur. Treci cu mouse-ul peste un rând estompat sau deschide comanda ca să-l vezi normal.</w:t>
       </w:r>
     </w:p>
     <w:p>

--- a/Panou achizitii - manual de utilizare.docx
+++ b/Panou achizitii - manual de utilizare.docx
@@ -844,6 +844,68 @@
         <w:pStyle w:val="Heading3"/>
       </w:pPr>
       <w:r>
+        <w:t>Modifică prețurile produselor din MoySklad</w:t>
+      </w:r>
+    </w:p>
+    <w:p>
+      <w:pPr/>
+      <w:r>
+        <w:t>Intră în tab-ul Produse MoySklad, alege un brand și apasă „💲 Prețuri". Vezi, pentru fiecare produs, toate prețurile din MoySklad: Achiziție $, Sinecost, Preț de vânzare, Preventiv (reduceri), Beauty Expo, Magazin și Online și Pachet I/II/III. Prețurile se încarcă din MoySklad în câteva secunde (apare „Se încarcă prețurile…").</w:t>
+      </w:r>
+    </w:p>
+    <w:p>
+      <w:pPr>
+        <w:pStyle w:val="ListBullet"/>
+      </w:pPr>
+      <w:r>
+        <w:t>Fiecare preț (în afară de Preț de vânzare și costuri) are sub el un procent de reducere față de Prețul de vânzare. Poți schimba fie prețul, fie procentul — celălalt se recalculează singur.</w:t>
+      </w:r>
+    </w:p>
+    <w:p>
+      <w:pPr>
+        <w:pStyle w:val="ListBullet"/>
+      </w:pPr>
+      <w:r>
+        <w:t>Când schimbi Prețul de vânzare, toate celelalte prețuri se recalculează automat păstrându-și procentul de reducere (de exemplu, dacă Pachet II avea 35% reducere, rămâne la 35% din noul preț). Poți corecta apoi oricare preț manual.</w:t>
+      </w:r>
+    </w:p>
+    <w:p>
+      <w:pPr>
+        <w:pStyle w:val="ListBullet"/>
+      </w:pPr>
+      <w:r>
+        <w:t>Câmpurile modificate se colorează, iar rândul capătă o bară colorată în stânga. Treci cu mouse-ul peste un câmp modificat ca să vezi cât era. Golește un câmp ca să renunți la modificarea lui; „↺ Renunță la toate" anulează tot.</w:t>
+      </w:r>
+    </w:p>
+    <w:p>
+      <w:pPr>
+        <w:pStyle w:val="ListBullet"/>
+      </w:pPr>
+      <w:r>
+        <w:t>Apasă „📤 Trimite în MoySklad (N)". Se deschide o fereastră cu lista exactă a modificărilor (ex: „Preț de vânzare 398 → 420") și avertismente dacă un preț e sub sinecost, mai mare decât Prețul de vânzare sau s-a schimbat cu peste 50% (posibilă greșeală de tastare). Se trimit în MoySklad DOAR câmpurile modificate.</w:t>
+      </w:r>
+    </w:p>
+    <w:p>
+      <w:pPr>
+        <w:pStyle w:val="ListBullet"/>
+      </w:pPr>
+      <w:r>
+        <w:t>Dacă ai schimbat Prețul de vânzare sau prețul „Magazin și Online" (prețul cu reducere online și în magazine), aplicația pregătește mesajul pentru fetele din magazin, de exemplu: „Preț de vânzare modificat în: 325 / Preț cu reducere: 289". Îl poți edita, apoi apeși „📋 Copiază mesajul" și îl lipești în grupul magazinelor. Ultimul mesaj îl găsești oricând la „📋 Ultimul mesaj".</w:t>
+      </w:r>
+    </w:p>
+    <w:p>
+      <w:pPr>
+        <w:pStyle w:val="ListBullet"/>
+      </w:pPr>
+      <w:r>
+        <w:t>„🕘 Istoric" arată cine a modificat ce preț și când (ultimele 300 de modificări). Dacă închizi pagina cu modificări netrimise, browserul te avertizează.</w:t>
+      </w:r>
+    </w:p>
+    <w:p>
+      <w:pPr>
+        <w:pStyle w:val="Heading3"/>
+      </w:pPr>
+      <w:r>
         <w:t>Verifică dacă ai produse duplicate în MoySklad</w:t>
       </w:r>
     </w:p>

--- a/Panou achizitii - manual de utilizare.docx
+++ b/Panou achizitii - manual de utilizare.docx
@@ -850,7 +850,7 @@
     <w:p>
       <w:pPr/>
       <w:r>
-        <w:t>Intră în tab-ul Produse MoySklad, alege un brand și apasă „💲 Prețuri". Vezi, pentru fiecare produs, toate prețurile din MoySklad: Achiziție $, Sinecost, Preț de vânzare, Preventiv (reduceri), Beauty Expo, Magazin și Online și Pachet I/II/III. Prețurile se încarcă din MoySklad în câteva secunde (apare „Se încarcă prețurile…").</w:t>
+        <w:t>Intră în tab-ul Produse MoySklad și alege un brand. Fiecare produs are, direct în rând, poza, stocul și două prețuri pe care le poți modifica pe loc: Preț de vânzare și Magazin și Online (prețul cu reducere online și în magazine, cu procentul de reducere sub el). Deschide produsul cu săgeata ▸ ca să vezi și restul prețurilor: Achiziție $, Sinecost, Preventiv (reduceri), Beauty Expo și Pachet I, II, III — la fel ca în Comenzi. Prețurile se încarcă din MoySklad pe măsură ce derulezi lista (apare „se încarcă…" pentru câteva secunde).</w:t>
       </w:r>
     </w:p>
     <w:p>
@@ -858,7 +858,7 @@
         <w:pStyle w:val="ListBullet"/>
       </w:pPr>
       <w:r>
-        <w:t>Fiecare preț (în afară de Preț de vânzare și costuri) are sub el un procent de reducere față de Prețul de vânzare. Poți schimba fie prețul, fie procentul — celălalt se recalculează singur.</w:t>
+        <w:t>Fiecare preț cu reducere (Magazin și Online, Preventiv, Beauty Expo, Pachetele) are sub el un procent față de Prețul de vânzare. Poți schimba fie prețul, fie procentul — celălalt se recalculează singur.</w:t>
       </w:r>
     </w:p>
     <w:p>
@@ -874,7 +874,7 @@
         <w:pStyle w:val="ListBullet"/>
       </w:pPr>
       <w:r>
-        <w:t>Câmpurile modificate se colorează, iar rândul capătă o bară colorată în stânga. Treci cu mouse-ul peste un câmp modificat ca să vezi cât era. Golește un câmp ca să renunți la modificarea lui; „↺ Renunță la toate" anulează tot.</w:t>
+        <w:t>Câmpurile modificate se colorează, iar rândul capătă o bară colorată în stânga. Treci cu mouse-ul peste un câmp modificat ca să vezi cât era. Golește un câmp ca să renunți la modificarea lui; „↺ Renunță la toate" (sus, deasupra tabelului) anulează tot, iar în panoul deschis al unui produs poți anula doar modificările lui.</w:t>
       </w:r>
     </w:p>
     <w:p>
